--- a/Assign1/Assignment1 Information Security.docx
+++ b/Assign1/Assignment1 Information Security.docx
@@ -78,42 +78,7 @@
           <w:b/>
           <w:sz w:val="36"/>
         </w:rPr>
-        <w:t xml:space="preserve">     </w:t>
-      </w:r>
-      <w:r>
-        <w:rPr>
-          <w:b/>
-          <w:sz w:val="36"/>
-        </w:rPr>
-        <w:t xml:space="preserve">BAHRIA UNIVERSITY </w:t>
-      </w:r>
-      <w:r>
-        <w:rPr>
-          <w:b/>
-          <w:sz w:val="36"/>
-        </w:rPr>
-        <w:t>L</w:t>
-      </w:r>
-      <w:r>
-        <w:rPr>
-          <w:b/>
-          <w:sz w:val="36"/>
-        </w:rPr>
-        <w:t>AHORE</w:t>
-      </w:r>
-      <w:r>
-        <w:rPr>
-          <w:b/>
-          <w:sz w:val="36"/>
-        </w:rPr>
-        <w:t xml:space="preserve"> </w:t>
-      </w:r>
-      <w:r>
-        <w:rPr>
-          <w:b/>
-          <w:sz w:val="36"/>
-        </w:rPr>
-        <w:t>CAMPUS</w:t>
+        <w:t xml:space="preserve">     BAHRIA UNIVERSITY LAHORE CAMPUS</w:t>
       </w:r>
       <w:r>
         <w:t xml:space="preserve">  </w:t>
@@ -578,25 +543,7 @@
           <w:bCs/>
           <w:sz w:val="24"/>
         </w:rPr>
-        <w:t xml:space="preserve"> Corp., I was tasked by the CISO to explore ML's viability. The business driver is the need </w:t>
-      </w:r>
-      <w:proofErr w:type="gramStart"/>
-      <w:r>
-        <w:rPr>
-          <w:b w:val="0"/>
-          <w:bCs/>
-          <w:sz w:val="24"/>
-        </w:rPr>
-        <w:t>for</w:t>
-      </w:r>
-      <w:proofErr w:type="gramEnd"/>
-      <w:r>
-        <w:rPr>
-          <w:b w:val="0"/>
-          <w:bCs/>
-          <w:sz w:val="24"/>
-        </w:rPr>
-        <w:t xml:space="preserve"> a system that "learns" traffic patterns rather than just following programmed rules, allowing for the detection of sophisticated threats like R2L (Remote to Local) or specialized DDoS attacks.</w:t>
+        <w:t xml:space="preserve"> Corp., I was tasked by the CISO to explore ML's viability. The business driver is the need for a system that "learns" traffic patterns rather than just following programmed rules, allowing for the detection of sophisticated threats like R2L (Remote to Local) or specialized DDoS attacks.</w:t>
       </w:r>
     </w:p>
     <w:p>
@@ -862,6 +809,9 @@
     </w:p>
     <w:p>
       <w:r>
+        <w:rPr>
+          <w:noProof/>
+        </w:rPr>
         <w:lastRenderedPageBreak/>
         <w:drawing>
           <wp:inline distT="0" distB="0" distL="0" distR="0" wp14:anchorId="0F9C3E0F" wp14:editId="5A170F1F">
@@ -982,6 +932,9 @@
     </w:p>
     <w:p>
       <w:r>
+        <w:rPr>
+          <w:noProof/>
+        </w:rPr>
         <w:drawing>
           <wp:inline distT="0" distB="0" distL="0" distR="0" wp14:anchorId="2CBB30BE" wp14:editId="2449AF4F">
             <wp:extent cx="4163006" cy="2705478"/>
@@ -1021,6 +974,9 @@
     </w:p>
     <w:p>
       <w:r>
+        <w:rPr>
+          <w:noProof/>
+        </w:rPr>
         <w:lastRenderedPageBreak/>
         <w:drawing>
           <wp:inline distT="0" distB="0" distL="0" distR="0" wp14:anchorId="7B4FCDD8" wp14:editId="0BAC2BCB">
@@ -1066,6 +1022,9 @@
         </w:rPr>
       </w:pPr>
       <w:r>
+        <w:rPr>
+          <w:noProof/>
+        </w:rPr>
         <w:lastRenderedPageBreak/>
         <w:drawing>
           <wp:inline distT="0" distB="0" distL="0" distR="0" wp14:anchorId="17211AA2" wp14:editId="67B3C512">
@@ -1567,6 +1526,9 @@
     </w:p>
     <w:p>
       <w:r>
+        <w:rPr>
+          <w:noProof/>
+        </w:rPr>
         <w:lastRenderedPageBreak/>
         <w:drawing>
           <wp:inline distT="0" distB="0" distL="0" distR="0" wp14:anchorId="06EBAA0C" wp14:editId="19E75552">
@@ -1640,25 +1602,7 @@
           <w:bCs/>
           <w:sz w:val="24"/>
         </w:rPr>
-        <w:t xml:space="preserve">Verdict: APPROVED FOR PRODUCTION. The high precision ensures that the SOC is not overwhelmed by false alarms, while the strong recall ensures </w:t>
-      </w:r>
-      <w:proofErr w:type="gramStart"/>
-      <w:r>
-        <w:rPr>
-          <w:b w:val="0"/>
-          <w:bCs/>
-          <w:sz w:val="24"/>
-        </w:rPr>
-        <w:t>the majority of</w:t>
-      </w:r>
-      <w:proofErr w:type="gramEnd"/>
-      <w:r>
-        <w:rPr>
-          <w:b w:val="0"/>
-          <w:bCs/>
-          <w:sz w:val="24"/>
-        </w:rPr>
-        <w:t xml:space="preserve"> malicious activity is caught before it can escalate.</w:t>
+        <w:t>Verdict: APPROVED FOR PRODUCTION. The high precision ensures that the SOC is not overwhelmed by false alarms, while the strong recall ensures the majority of malicious activity is caught before it can escalate.</w:t>
       </w:r>
     </w:p>
     <w:p>
@@ -1897,25 +1841,7 @@
           <w:bCs/>
           <w:sz w:val="24"/>
         </w:rPr>
-        <w:t>Scikit-</w:t>
-      </w:r>
-      <w:proofErr w:type="gramStart"/>
-      <w:r>
-        <w:rPr>
-          <w:b w:val="0"/>
-          <w:bCs/>
-          <w:sz w:val="24"/>
-        </w:rPr>
-        <w:t>learn</w:t>
-      </w:r>
-      <w:proofErr w:type="gramEnd"/>
-      <w:r>
-        <w:rPr>
-          <w:b w:val="0"/>
-          <w:bCs/>
-          <w:sz w:val="24"/>
-        </w:rPr>
-        <w:t xml:space="preserve"> Documentation. Supervised Learning: Forest of Trees.</w:t>
+        <w:t>Scikit-learn Documentation. Supervised Learning: Forest of Trees.</w:t>
       </w:r>
     </w:p>
     <w:p>
@@ -1930,24 +1856,43 @@
           <w:sz w:val="24"/>
         </w:rPr>
       </w:pPr>
-      <w:r>
-        <w:rPr>
-          <w:b w:val="0"/>
-          <w:bCs/>
-          <w:sz w:val="24"/>
-        </w:rPr>
-        <w:t>GitHub Profile: [</w:t>
-      </w:r>
-      <w:hyperlink r:id="rId15" w:tgtFrame="_blank" w:history="1">
-        <w:r>
-          <w:rPr>
-            <w:b w:val="0"/>
-            <w:bCs/>
-            <w:sz w:val="24"/>
-          </w:rPr>
-          <w:t>https://github.com/YourUsername/CLO4-IDS-ML-Solution</w:t>
-        </w:r>
-      </w:hyperlink>
+      <w:proofErr w:type="spellStart"/>
+      <w:r>
+        <w:rPr>
+          <w:b w:val="0"/>
+          <w:bCs/>
+          <w:sz w:val="24"/>
+        </w:rPr>
+        <w:t>GitHubProfile</w:t>
+      </w:r>
+      <w:proofErr w:type="spellEnd"/>
+      <w:r>
+        <w:rPr>
+          <w:b w:val="0"/>
+          <w:bCs/>
+          <w:sz w:val="24"/>
+        </w:rPr>
+        <w:t xml:space="preserve">: </w:t>
+      </w:r>
+      <w:r>
+        <w:rPr>
+          <w:b w:val="0"/>
+          <w:bCs/>
+          <w:sz w:val="24"/>
+        </w:rPr>
+        <w:t xml:space="preserve"> </w:t>
+      </w:r>
+      <w:r>
+        <w:rPr>
+          <w:b w:val="0"/>
+          <w:bCs/>
+          <w:sz w:val="24"/>
+        </w:rPr>
+        <w:t>[</w:t>
+      </w:r>
+      <w:r>
+        <w:t>https://github.com/Sabstar71/Information_security_assignments</w:t>
+      </w:r>
       <w:r>
         <w:rPr>
           <w:b w:val="0"/>
@@ -7316,6 +7261,7 @@
   <w:style w:type="character" w:default="1" w:styleId="DefaultParagraphFont">
     <w:name w:val="Default Paragraph Font"/>
     <w:uiPriority w:val="1"/>
+    <w:semiHidden/>
     <w:unhideWhenUsed/>
   </w:style>
   <w:style w:type="table" w:default="1" w:styleId="TableNormal">
